--- a/docs/03.definicion.prototipo.colapso.docx
+++ b/docs/03.definicion.prototipo.colapso.docx
@@ -58,7 +58,7 @@
           <w:szCs w:val="28"/>
         </w:rPr>
         <w:drawing>
-          <wp:inline distT="0" distB="0" distL="0" distR="0" wp14:anchorId="54ABFA3E" wp14:editId="64AC0E90">
+          <wp:inline distT="0" distB="0" distL="0" distR="0" wp14:anchorId="4BC67D02" wp14:editId="18B68D18">
             <wp:extent cx="2109059" cy="2088281"/>
             <wp:effectExtent l="0" t="0" r="0" b="0"/>
             <wp:docPr id="3" name="image11.png" descr="A blue circle with white text and a ship in the water&#10;&#10;Description automatically generated"/>
@@ -113,7 +113,7 @@
           <w:sz w:val="30"/>
           <w:szCs w:val="30"/>
         </w:rPr>
-        <w:t>Definición del Prototipo - 1ra Iteración</w:t>
+        <w:t>Documento de Escenario: Simulación hasta el Colapso</w:t>
       </w:r>
     </w:p>
     <w:p>
@@ -607,7 +607,7 @@
         <w:rPr>
           <w:rFonts w:ascii="Google Sans" w:eastAsia="Google Sans" w:hAnsi="Google Sans" w:cs="Google Sans"/>
         </w:rPr>
-        <w:t>Este informe documenta el prototipo de primera iteración del sistema Tasf.B2B. El alcance del prototipo está delimitado exclusivamente al escenario de simulación hasta el colapso o saturación del sistema, presentado con nivel de detalle suficiente para su evaluación.</w:t>
+        <w:t>Este informe documenta el prototipo de primera iteración del sistema Tasf.B2B. El alcance del prototipo está delimitado exclusivamente al escenario de simulación del periodo de traslado de maletas, presentado con nivel de detalle suficiente para su evaluación.</w:t>
       </w:r>
     </w:p>
     <w:p>
@@ -631,7 +631,7 @@
           <w:sz w:val="20"/>
           <w:szCs w:val="20"/>
         </w:rPr>
-        <w:t>FUERA DEL ALCANCE de este prototipo: otros escenarios (operación en tiempo real, simulación por periodo), otras funcionalidades, ingreso al sistema (login) y mantenimientos. NO se incluyen controles para acelerar, avanzar, retroceder o similares la simulación.</w:t>
+        <w:t>FUERA DEL ALCANCE de este prototipo: otros escenarios (tiempo real, colapso), otras funcionalidades, ingreso al sistema (login) y mantenimientos. NO se incluyen controles para acelerar, avanzar, retroceder o similares la simulación.</w:t>
       </w:r>
     </w:p>
     <w:p>
@@ -644,379 +644,78 @@
     <w:p>
       <w:pPr>
         <w:pStyle w:val="Ttulo1"/>
-        <w:rPr>
-          <w:rFonts w:ascii="Google Sans" w:eastAsia="Google Sans" w:hAnsi="Google Sans" w:cs="Google Sans"/>
-        </w:rPr>
       </w:pPr>
       <w:r>
-        <w:rPr>
-          <w:rFonts w:ascii="Google Sans" w:eastAsia="Google Sans" w:hAnsi="Google Sans" w:cs="Google Sans"/>
-        </w:rPr>
-        <w:t>2. Pantallas del Prototipo</w:t>
+        <w:t>2. Descripción del Escenario</w:t>
       </w:r>
     </w:p>
     <w:p>
       <w:pPr>
-        <w:pBdr>
-          <w:left w:val="single" w:sz="12" w:space="8" w:color="2E5090"/>
-        </w:pBdr>
-        <w:shd w:val="clear" w:color="auto" w:fill="EBF3FB"/>
-        <w:spacing w:before="80" w:after="80"/>
-        <w:ind w:left="360"/>
-        <w:rPr>
-          <w:rFonts w:ascii="Google Sans" w:eastAsia="Google Sans" w:hAnsi="Google Sans" w:cs="Google Sans"/>
-        </w:rPr>
+        <w:pStyle w:val="Ttulo2"/>
       </w:pPr>
       <w:r>
-        <w:rPr>
-          <w:rFonts w:ascii="Google Sans" w:eastAsia="Google Sans" w:hAnsi="Google Sans" w:cs="Google Sans"/>
-          <w:i/>
-          <w:iCs/>
-          <w:sz w:val="20"/>
-          <w:szCs w:val="20"/>
-        </w:rPr>
-        <w:t>Las imágenes de las pantallas serán insertadas en este documento en una iteración posterior. Cada sección indica qué debe mostrar la pantalla correspondiente.</w:t>
+        <w:t>2.1 Objetivo</w:t>
       </w:r>
     </w:p>
     <w:p>
-      <w:pPr>
-        <w:pStyle w:val="Ttulo2"/>
-        <w:pBdr>
-          <w:bottom w:val="single" w:sz="6" w:space="1" w:color="1F3864"/>
-        </w:pBdr>
-        <w:rPr>
-          <w:rFonts w:ascii="Google Sans" w:eastAsia="Google Sans" w:hAnsi="Google Sans" w:cs="Google Sans"/>
-        </w:rPr>
-      </w:pPr>
-      <w:bookmarkStart w:id="0" w:name="_heading=h.qsp85tkl6dmk" w:colFirst="0" w:colLast="0"/>
-      <w:bookmarkStart w:id="1" w:name="_heading=h.rndrnptm5610" w:colFirst="0" w:colLast="0"/>
-      <w:bookmarkEnd w:id="0"/>
-      <w:bookmarkEnd w:id="1"/>
       <w:r>
-        <w:rPr>
-          <w:rFonts w:ascii="Google Sans" w:eastAsia="Google Sans" w:hAnsi="Google Sans" w:cs="Google Sans"/>
-        </w:rPr>
-        <w:t>2.1 Operaciones hasta el colapso</w:t>
+        <w:t>Determinar el punto de saturación del sistema logístico, ejecutando la simulación de forma continua —sin un número de días fijo— hasta que ocurra un colapso operativo.</w:t>
       </w:r>
     </w:p>
     <w:p>
       <w:pPr>
-        <w:spacing w:before="60" w:after="60"/>
-        <w:jc w:val="both"/>
-        <w:rPr>
-          <w:rFonts w:ascii="Google Sans" w:eastAsia="Google Sans" w:hAnsi="Google Sans" w:cs="Google Sans"/>
-        </w:rPr>
+        <w:pStyle w:val="Ttulo2"/>
       </w:pPr>
       <w:r>
-        <w:rPr>
-          <w:rFonts w:ascii="Google Sans" w:eastAsia="Google Sans" w:hAnsi="Google Sans" w:cs="Google Sans"/>
-        </w:rPr>
-        <w:t>Permite al supervisor elegir el tipo de simulación y el periodo. Es la pantalla de entrada al flujo del prototipo</w:t>
+        <w:t>2.2 Configuración y datos de entrada</w:t>
       </w:r>
     </w:p>
     <w:p>
-      <w:pPr>
-        <w:spacing w:before="60" w:after="60"/>
-        <w:jc w:val="both"/>
-        <w:rPr>
-          <w:rFonts w:ascii="Google Sans" w:eastAsia="Google Sans" w:hAnsi="Google Sans" w:cs="Google Sans"/>
-        </w:rPr>
-      </w:pPr>
       <w:r>
-        <w:rPr>
-          <w:rFonts w:ascii="Google Sans" w:eastAsia="Google Sans" w:hAnsi="Google Sans" w:cs="Google Sans"/>
-          <w:noProof/>
-        </w:rPr>
-        <w:drawing>
-          <wp:inline distT="114300" distB="114300" distL="114300" distR="114300" wp14:anchorId="3C0BA5ED" wp14:editId="25E93C0F">
-            <wp:extent cx="5653088" cy="2464166"/>
-            <wp:effectExtent l="0" t="0" r="0" b="0"/>
-            <wp:docPr id="7" name="image12.png"/>
-            <wp:cNvGraphicFramePr/>
-            <a:graphic xmlns:a="http://schemas.openxmlformats.org/drawingml/2006/main">
-              <a:graphicData uri="http://schemas.openxmlformats.org/drawingml/2006/picture">
-                <pic:pic xmlns:pic="http://schemas.openxmlformats.org/drawingml/2006/picture">
-                  <pic:nvPicPr>
-                    <pic:cNvPr id="0" name="image12.png"/>
-                    <pic:cNvPicPr preferRelativeResize="0"/>
-                  </pic:nvPicPr>
-                  <pic:blipFill>
-                    <a:blip r:embed="rId7"/>
-                    <a:srcRect/>
-                    <a:stretch>
-                      <a:fillRect/>
-                    </a:stretch>
-                  </pic:blipFill>
-                  <pic:spPr>
-                    <a:xfrm>
-                      <a:off x="0" y="0"/>
-                      <a:ext cx="5653088" cy="2464166"/>
-                    </a:xfrm>
-                    <a:prstGeom prst="rect">
-                      <a:avLst/>
-                    </a:prstGeom>
-                    <a:ln/>
-                  </pic:spPr>
-                </pic:pic>
-              </a:graphicData>
-            </a:graphic>
-          </wp:inline>
-        </w:drawing>
+        <w:t>Este escenario no requiere parámetro de periodo; el sistema</w:t>
+      </w:r>
+      <w:r>
+        <w:lastRenderedPageBreak/>
+        <w:t xml:space="preserve"> lo ejecuta siempre como simulación de colapso. Al iniciar, se cargan 5 días de envíos desde los archivos de origen. Cada 4 días simulados se leen 5 días adicionales (con 1 día de solape), y los vuelos se expanden en ventanas móviles a medida que se necesitan, permitiendo que la simulación continúe indefinidamente.</w:t>
       </w:r>
     </w:p>
     <w:p>
       <w:pPr>
-        <w:spacing w:before="60" w:after="60"/>
-        <w:jc w:val="center"/>
-        <w:rPr>
-          <w:rFonts w:ascii="Google Sans" w:eastAsia="Google Sans" w:hAnsi="Google Sans" w:cs="Google Sans"/>
-          <w:i/>
-          <w:iCs/>
-          <w:sz w:val="18"/>
-          <w:szCs w:val="18"/>
-        </w:rPr>
+        <w:pStyle w:val="Ttulo2"/>
       </w:pPr>
       <w:r>
-        <w:rPr>
-          <w:rFonts w:ascii="Google Sans" w:eastAsia="Google Sans" w:hAnsi="Google Sans" w:cs="Google Sans"/>
-          <w:i/>
-          <w:iCs/>
-          <w:sz w:val="18"/>
-          <w:szCs w:val="18"/>
-        </w:rPr>
-        <w:t>Vista previa al colapso</w:t>
+        <w:t>2.3 Condición de colapso (fin de la simulación)</w:t>
       </w:r>
     </w:p>
     <w:p>
-      <w:pPr>
-        <w:spacing w:before="60" w:after="60"/>
-        <w:jc w:val="both"/>
-        <w:rPr>
-          <w:rFonts w:ascii="Google Sans" w:eastAsia="Google Sans" w:hAnsi="Google Sans" w:cs="Google Sans"/>
-        </w:rPr>
-      </w:pPr>
       <w:r>
-        <w:rPr>
-          <w:rFonts w:ascii="Google Sans" w:eastAsia="Google Sans" w:hAnsi="Google Sans" w:cs="Google Sans"/>
-          <w:noProof/>
-        </w:rPr>
-        <w:lastRenderedPageBreak/>
-        <w:drawing>
-          <wp:inline distT="114300" distB="114300" distL="114300" distR="114300" wp14:anchorId="7FB1BF72" wp14:editId="610A7ADD">
-            <wp:extent cx="5943600" cy="2616200"/>
-            <wp:effectExtent l="0" t="0" r="0" b="0"/>
-            <wp:docPr id="2" name="image1.png"/>
-            <wp:cNvGraphicFramePr/>
-            <a:graphic xmlns:a="http://schemas.openxmlformats.org/drawingml/2006/main">
-              <a:graphicData uri="http://schemas.openxmlformats.org/drawingml/2006/picture">
-                <pic:pic xmlns:pic="http://schemas.openxmlformats.org/drawingml/2006/picture">
-                  <pic:nvPicPr>
-                    <pic:cNvPr id="0" name="image1.png"/>
-                    <pic:cNvPicPr preferRelativeResize="0"/>
-                  </pic:nvPicPr>
-                  <pic:blipFill>
-                    <a:blip r:embed="rId8"/>
-                    <a:srcRect/>
-                    <a:stretch>
-                      <a:fillRect/>
-                    </a:stretch>
-                  </pic:blipFill>
-                  <pic:spPr>
-                    <a:xfrm>
-                      <a:off x="0" y="0"/>
-                      <a:ext cx="5943600" cy="2616200"/>
-                    </a:xfrm>
-                    <a:prstGeom prst="rect">
-                      <a:avLst/>
-                    </a:prstGeom>
-                    <a:ln/>
-                  </pic:spPr>
-                </pic:pic>
-              </a:graphicData>
-            </a:graphic>
-          </wp:inline>
-        </w:drawing>
+        <w:t>La simulación corre en un ciclo indefinido y se evalúa en cada instante si ocurre alguna de estas dos condiciones: (1) algún aeropuerto supera el 100% de su capacidad de ocupación —en este escenario la ocupación no se limita artificialmente, precisamente para poder detectar el desborde—; o (2) hay dos o más envíos retrasados de forma simultánea. Al cumplirse cualquiera de las dos, la simulación finaliza, se registra el aeropuerto y el momento del colapso, y se notifica al usuario.</w:t>
       </w:r>
     </w:p>
     <w:p>
       <w:pPr>
-        <w:spacing w:before="60" w:after="60"/>
-        <w:jc w:val="center"/>
-        <w:rPr>
-          <w:rFonts w:ascii="Google Sans" w:eastAsia="Google Sans" w:hAnsi="Google Sans" w:cs="Google Sans"/>
-          <w:i/>
-          <w:iCs/>
-          <w:sz w:val="18"/>
-          <w:szCs w:val="18"/>
-        </w:rPr>
+        <w:pStyle w:val="Ttulo2"/>
       </w:pPr>
       <w:r>
-        <w:rPr>
-          <w:rFonts w:ascii="Google Sans" w:eastAsia="Google Sans" w:hAnsi="Google Sans" w:cs="Google Sans"/>
-          <w:i/>
-          <w:iCs/>
-          <w:sz w:val="18"/>
-          <w:szCs w:val="18"/>
-        </w:rPr>
-        <w:t>Vista al momento del colaps</w:t>
+        <w:t>2.4 Comportamiento del sistema (ALNS)</w:t>
       </w:r>
     </w:p>
     <w:p>
-      <w:pPr>
-        <w:spacing w:before="60" w:after="60"/>
-        <w:jc w:val="both"/>
-        <w:rPr>
-          <w:rFonts w:ascii="Google Sans" w:eastAsia="Google Sans" w:hAnsi="Google Sans" w:cs="Google Sans"/>
-        </w:rPr>
-      </w:pPr>
       <w:r>
-        <w:rPr>
-          <w:rFonts w:ascii="Google Sans" w:eastAsia="Google Sans" w:hAnsi="Google Sans" w:cs="Google Sans"/>
-        </w:rPr>
-        <w:t>Consideraciones</w:t>
+        <w:t>El bloque de planificación es de 6 horas simuladas (mayor que en el escenario de Periodo, de 2 horas), ya que la ventana de datos más amplia hace que el algoritmo tome más tiempo por bloque; un bloque más pequeño saturaría el canal de actualización en vivo. Al igual que en Periodo, el siguiente bloque se pre-planifica en segundo plano. Además, ante una cancelación de vuelo se dispara una replanificación reactiva inmediata.</w:t>
       </w:r>
     </w:p>
     <w:p>
       <w:pPr>
-        <w:numPr>
-          <w:ilvl w:val="0"/>
-          <w:numId w:val="1"/>
-        </w:numPr>
-        <w:spacing w:before="60"/>
-        <w:jc w:val="both"/>
-        <w:rPr>
-          <w:rFonts w:ascii="Google Sans" w:eastAsia="Google Sans" w:hAnsi="Google Sans" w:cs="Google Sans"/>
-        </w:rPr>
+        <w:pStyle w:val="Ttulo2"/>
       </w:pPr>
       <w:r>
-        <w:rPr>
-          <w:rFonts w:ascii="Google Sans" w:eastAsia="Google Sans" w:hAnsi="Google Sans" w:cs="Google Sans"/>
-        </w:rPr>
-        <w:t>Al momento que sucede el colapso, la simulación muestra el tiempo transcurrido y estadisticas hasta dicho momento</w:t>
+        <w:t>2.5 Métricas registradas</w:t>
       </w:r>
     </w:p>
     <w:p>
-      <w:pPr>
-        <w:numPr>
-          <w:ilvl w:val="0"/>
-          <w:numId w:val="1"/>
-        </w:numPr>
-        <w:jc w:val="both"/>
-        <w:rPr>
-          <w:rFonts w:ascii="Google Sans" w:eastAsia="Google Sans" w:hAnsi="Google Sans" w:cs="Google Sans"/>
-        </w:rPr>
-      </w:pPr>
       <w:r>
-        <w:rPr>
-          <w:rFonts w:ascii="Google Sans" w:eastAsia="Google Sans" w:hAnsi="Google Sans" w:cs="Google Sans"/>
-        </w:rPr>
-        <w:t>Tres maneras por las que se llega al colapso:</w:t>
-      </w:r>
-    </w:p>
-    <w:p>
-      <w:pPr>
-        <w:numPr>
-          <w:ilvl w:val="0"/>
-          <w:numId w:val="3"/>
-        </w:numPr>
-        <w:jc w:val="both"/>
-        <w:rPr>
-          <w:rFonts w:ascii="Google Sans" w:eastAsia="Google Sans" w:hAnsi="Google Sans" w:cs="Google Sans"/>
-        </w:rPr>
-      </w:pPr>
-      <w:r>
-        <w:rPr>
-          <w:rFonts w:ascii="Google Sans" w:eastAsia="Google Sans" w:hAnsi="Google Sans" w:cs="Google Sans"/>
-        </w:rPr>
-        <w:t>Cuando un aeropuerto no puede recibir más maletas</w:t>
-      </w:r>
-    </w:p>
-    <w:p>
-      <w:pPr>
-        <w:numPr>
-          <w:ilvl w:val="0"/>
-          <w:numId w:val="3"/>
-        </w:numPr>
-        <w:jc w:val="both"/>
-        <w:rPr>
-          <w:rFonts w:ascii="Google Sans" w:eastAsia="Google Sans" w:hAnsi="Google Sans" w:cs="Google Sans"/>
-        </w:rPr>
-      </w:pPr>
-      <w:r>
-        <w:rPr>
-          <w:rFonts w:ascii="Google Sans" w:eastAsia="Google Sans" w:hAnsi="Google Sans" w:cs="Google Sans"/>
-        </w:rPr>
-        <w:t>Cuando no se cumple plazo de los envios</w:t>
-      </w:r>
-    </w:p>
-    <w:p>
-      <w:pPr>
-        <w:numPr>
-          <w:ilvl w:val="0"/>
-          <w:numId w:val="3"/>
-        </w:numPr>
-        <w:spacing w:after="60"/>
-        <w:jc w:val="both"/>
-        <w:rPr>
-          <w:rFonts w:ascii="Google Sans" w:eastAsia="Google Sans" w:hAnsi="Google Sans" w:cs="Google Sans"/>
-        </w:rPr>
-      </w:pPr>
-      <w:r>
-        <w:rPr>
-          <w:rFonts w:ascii="Google Sans" w:eastAsia="Google Sans" w:hAnsi="Google Sans" w:cs="Google Sans"/>
-        </w:rPr>
-        <w:t>Cuando no se puede subir maleta a los vuelos disponibles</w:t>
-      </w:r>
-    </w:p>
-    <w:p>
-      <w:pPr>
-        <w:spacing w:before="60" w:after="60"/>
-        <w:jc w:val="both"/>
-        <w:rPr>
-          <w:rFonts w:ascii="Google Sans" w:eastAsia="Google Sans" w:hAnsi="Google Sans" w:cs="Google Sans"/>
-        </w:rPr>
-      </w:pPr>
-    </w:p>
-    <w:p>
-      <w:pPr>
-        <w:spacing w:before="60" w:after="60"/>
-        <w:jc w:val="both"/>
-        <w:rPr>
-          <w:rFonts w:ascii="Google Sans" w:eastAsia="Google Sans" w:hAnsi="Google Sans" w:cs="Google Sans"/>
-        </w:rPr>
-      </w:pPr>
-    </w:p>
-    <w:p>
-      <w:pPr>
-        <w:spacing w:before="60" w:after="60"/>
-        <w:jc w:val="both"/>
-        <w:rPr>
-          <w:rFonts w:ascii="Google Sans" w:eastAsia="Google Sans" w:hAnsi="Google Sans" w:cs="Google Sans"/>
-        </w:rPr>
-      </w:pPr>
-    </w:p>
-    <w:p>
-      <w:pPr>
-        <w:spacing w:before="60" w:after="60"/>
-        <w:jc w:val="both"/>
-        <w:rPr>
-          <w:rFonts w:ascii="Google Sans" w:eastAsia="Google Sans" w:hAnsi="Google Sans" w:cs="Google Sans"/>
-        </w:rPr>
-      </w:pPr>
-    </w:p>
-    <w:p>
-      <w:pPr>
-        <w:spacing w:before="60" w:after="60"/>
-        <w:jc w:val="both"/>
-        <w:rPr>
-          <w:rFonts w:ascii="Google Sans" w:eastAsia="Google Sans" w:hAnsi="Google Sans" w:cs="Google Sans"/>
-        </w:rPr>
-      </w:pPr>
-      <w:r>
-        <w:rPr>
-          <w:rFonts w:ascii="Google Sans" w:eastAsia="Google Sans" w:hAnsi="Google Sans" w:cs="Google Sans"/>
-        </w:rPr>
-        <w:t>.</w:t>
+        <w:t>Se registran las mismas métricas que en el escenario de Periodo (porcentaje de envíos a tiempo, envíos retrasados, ocupación promedio de vuelos y almacenes), además de: días simulados hasta el momento, y —al finalizar— la fecha, hora y aeropuerto donde ocurrió el colapso.</w:t>
       </w:r>
     </w:p>
     <w:sectPr>
@@ -1032,9 +731,9 @@
 <file path=word/numbering.xml><?xml version="1.0" encoding="utf-8"?>
 <w:numbering xmlns:wpc="http://schemas.microsoft.com/office/word/2010/wordprocessingCanvas" xmlns:cx="http://schemas.microsoft.com/office/drawing/2014/chartex" xmlns:cx1="http://schemas.microsoft.com/office/drawing/2015/9/8/chartex" xmlns:cx2="http://schemas.microsoft.com/office/drawing/2015/10/21/chartex" xmlns:cx3="http://schemas.microsoft.com/office/drawing/2016/5/9/chartex" xmlns:cx4="http://schemas.microsoft.com/office/drawing/2016/5/10/chartex" xmlns:cx5="http://schemas.microsoft.com/office/drawing/2016/5/11/chartex" xmlns:cx6="http://schemas.microsoft.com/office/drawing/2016/5/12/chartex" xmlns:cx7="http://schemas.microsoft.com/office/drawing/2016/5/13/chartex" xmlns:cx8="http://schemas.microsoft.com/office/drawing/2016/5/14/chartex" xmlns:mc="http://schemas.openxmlformats.org/markup-compatibility/2006" xmlns:aink="http://schemas.microsoft.com/office/drawing/2016/ink" xmlns:am3d="http://schemas.microsoft.com/office/drawing/2017/model3d" xmlns:o="urn:schemas-microsoft-com:office:office" xmlns:oel="http://schemas.microsoft.com/office/2019/extlst" xmlns:r="http://schemas.openxmlformats.org/officeDocument/2006/relationships" xmlns:m="http://schemas.openxmlformats.org/officeDocument/2006/math" xmlns:v="urn:schemas-microsoft-com:vml" xmlns:wp14="http://schemas.microsoft.com/office/word/2010/wordprocessingDrawing" xmlns:wp="http://schemas.openxmlformats.org/drawingml/2006/wordprocessingDrawing" xmlns:w10="urn:schemas-microsoft-com:office:word" xmlns:w="http://schemas.openxmlformats.org/wordprocessingml/2006/main" xmlns:w14="http://schemas.microsoft.com/office/word/2010/wordml" xmlns:w15="http://schemas.microsoft.com/office/word/2012/wordml" xmlns:w16cex="http://schemas.microsoft.com/office/word/2018/wordml/cex" xmlns:w16cid="http://schemas.microsoft.com/office/word/2016/wordml/cid" xmlns:w16="http://schemas.microsoft.com/office/word/2018/wordml" xmlns:w16du="http://schemas.microsoft.com/office/word/2023/wordml/word16du" xmlns:w16sdtdh="http://schemas.microsoft.com/office/word/2020/wordml/sdtdatahash" xmlns:w16sdtfl="http://schemas.microsoft.com/office/word/2024/wordml/sdtformatlock" xmlns:w16se="http://schemas.microsoft.com/office/word/2015/wordml/symex" xmlns:wpg="http://schemas.microsoft.com/office/word/2010/wordprocessingGroup" xmlns:wpi="http://schemas.microsoft.com/office/word/2010/wordprocessingInk" xmlns:wne="http://schemas.microsoft.com/office/word/2006/wordml" xmlns:wps="http://schemas.microsoft.com/office/word/2010/wordprocessingShape" mc:Ignorable="w14 w15 w16se w16cid w16 w16cex w16sdtdh w16sdtfl w16du wp14">
   <w:abstractNum w:abstractNumId="0" w15:restartNumberingAfterBreak="0">
-    <w:nsid w:val="01C22C10"/>
+    <w:nsid w:val="171243C0"/>
     <w:multiLevelType w:val="multilevel"/>
-    <w:tmpl w:val="29B456C2"/>
+    <w:tmpl w:val="CF7EB33A"/>
     <w:lvl w:ilvl="0">
       <w:start w:val="1"/>
       <w:numFmt w:val="bullet"/>
@@ -1145,9 +844,9 @@
     </w:lvl>
   </w:abstractNum>
   <w:abstractNum w:abstractNumId="1" w15:restartNumberingAfterBreak="0">
-    <w:nsid w:val="04DC2436"/>
+    <w:nsid w:val="32B039CA"/>
     <w:multiLevelType w:val="multilevel"/>
-    <w:tmpl w:val="DA884A1A"/>
+    <w:tmpl w:val="938CFE36"/>
     <w:lvl w:ilvl="0">
       <w:start w:val="1"/>
       <w:numFmt w:val="bullet"/>
@@ -1258,9 +957,9 @@
     </w:lvl>
   </w:abstractNum>
   <w:abstractNum w:abstractNumId="2" w15:restartNumberingAfterBreak="0">
-    <w:nsid w:val="192C6191"/>
+    <w:nsid w:val="4B4726B3"/>
     <w:multiLevelType w:val="multilevel"/>
-    <w:tmpl w:val="65D4D704"/>
+    <w:tmpl w:val="95101EEC"/>
     <w:lvl w:ilvl="0">
       <w:start w:val="1"/>
       <w:numFmt w:val="bullet"/>
@@ -1371,9 +1070,9 @@
     </w:lvl>
   </w:abstractNum>
   <w:abstractNum w:abstractNumId="3" w15:restartNumberingAfterBreak="0">
-    <w:nsid w:val="217959BA"/>
+    <w:nsid w:val="4C8E1635"/>
     <w:multiLevelType w:val="multilevel"/>
-    <w:tmpl w:val="04C412AC"/>
+    <w:tmpl w:val="2A70648A"/>
     <w:lvl w:ilvl="0">
       <w:start w:val="1"/>
       <w:numFmt w:val="bullet"/>
@@ -1484,9 +1183,122 @@
     </w:lvl>
   </w:abstractNum>
   <w:abstractNum w:abstractNumId="4" w15:restartNumberingAfterBreak="0">
-    <w:nsid w:val="25B71808"/>
+    <w:nsid w:val="759C245A"/>
     <w:multiLevelType w:val="multilevel"/>
-    <w:tmpl w:val="2E085256"/>
+    <w:tmpl w:val="9F6A4DBA"/>
+    <w:lvl w:ilvl="0">
+      <w:start w:val="1"/>
+      <w:numFmt w:val="bullet"/>
+      <w:lvlText w:val="●"/>
+      <w:lvlJc w:val="left"/>
+      <w:pPr>
+        <w:ind w:left="720" w:hanging="360"/>
+      </w:pPr>
+      <w:rPr>
+        <w:u w:val="none"/>
+      </w:rPr>
+    </w:lvl>
+    <w:lvl w:ilvl="1">
+      <w:start w:val="1"/>
+      <w:numFmt w:val="bullet"/>
+      <w:lvlText w:val="○"/>
+      <w:lvlJc w:val="left"/>
+      <w:pPr>
+        <w:ind w:left="1440" w:hanging="360"/>
+      </w:pPr>
+      <w:rPr>
+        <w:u w:val="none"/>
+      </w:rPr>
+    </w:lvl>
+    <w:lvl w:ilvl="2">
+      <w:start w:val="1"/>
+      <w:numFmt w:val="bullet"/>
+      <w:lvlText w:val="■"/>
+      <w:lvlJc w:val="left"/>
+      <w:pPr>
+        <w:ind w:left="2160" w:hanging="360"/>
+      </w:pPr>
+      <w:rPr>
+        <w:u w:val="none"/>
+      </w:rPr>
+    </w:lvl>
+    <w:lvl w:ilvl="3">
+      <w:start w:val="1"/>
+      <w:numFmt w:val="bullet"/>
+      <w:lvlText w:val="●"/>
+      <w:lvlJc w:val="left"/>
+      <w:pPr>
+        <w:ind w:left="2880" w:hanging="360"/>
+      </w:pPr>
+      <w:rPr>
+        <w:u w:val="none"/>
+      </w:rPr>
+    </w:lvl>
+    <w:lvl w:ilvl="4">
+      <w:start w:val="1"/>
+      <w:numFmt w:val="bullet"/>
+      <w:lvlText w:val="○"/>
+      <w:lvlJc w:val="left"/>
+      <w:pPr>
+        <w:ind w:left="3600" w:hanging="360"/>
+      </w:pPr>
+      <w:rPr>
+        <w:u w:val="none"/>
+      </w:rPr>
+    </w:lvl>
+    <w:lvl w:ilvl="5">
+      <w:start w:val="1"/>
+      <w:numFmt w:val="bullet"/>
+      <w:lvlText w:val="■"/>
+      <w:lvlJc w:val="left"/>
+      <w:pPr>
+        <w:ind w:left="4320" w:hanging="360"/>
+      </w:pPr>
+      <w:rPr>
+        <w:u w:val="none"/>
+      </w:rPr>
+    </w:lvl>
+    <w:lvl w:ilvl="6">
+      <w:start w:val="1"/>
+      <w:numFmt w:val="bullet"/>
+      <w:lvlText w:val="●"/>
+      <w:lvlJc w:val="left"/>
+      <w:pPr>
+        <w:ind w:left="5040" w:hanging="360"/>
+      </w:pPr>
+      <w:rPr>
+        <w:u w:val="none"/>
+      </w:rPr>
+    </w:lvl>
+    <w:lvl w:ilvl="7">
+      <w:start w:val="1"/>
+      <w:numFmt w:val="bullet"/>
+      <w:lvlText w:val="○"/>
+      <w:lvlJc w:val="left"/>
+      <w:pPr>
+        <w:ind w:left="5760" w:hanging="360"/>
+      </w:pPr>
+      <w:rPr>
+        <w:u w:val="none"/>
+      </w:rPr>
+    </w:lvl>
+    <w:lvl w:ilvl="8">
+      <w:start w:val="1"/>
+      <w:numFmt w:val="bullet"/>
+      <w:lvlText w:val="■"/>
+      <w:lvlJc w:val="left"/>
+      <w:pPr>
+        <w:ind w:left="6480" w:hanging="360"/>
+      </w:pPr>
+      <w:rPr>
+        <w:u w:val="none"/>
+      </w:rPr>
+    </w:lvl>
+  </w:abstractNum>
+  <w:abstractNum w:abstractNumId="5" w15:restartNumberingAfterBreak="0">
+    <w:nsid w:val="78117402"/>
+    <w:multiLevelType w:val="multilevel"/>
+    <w:tmpl w:val="A74466AC"/>
     <w:lvl w:ilvl="0">
       <w:start w:val="1"/>
       <w:numFmt w:val="decimal"/>
@@ -1596,136 +1408,23 @@
       </w:rPr>
     </w:lvl>
   </w:abstractNum>
-  <w:abstractNum w:abstractNumId="5" w15:restartNumberingAfterBreak="0">
-    <w:nsid w:val="631140C7"/>
-    <w:multiLevelType w:val="multilevel"/>
-    <w:tmpl w:val="C10C9CA0"/>
-    <w:lvl w:ilvl="0">
-      <w:start w:val="1"/>
-      <w:numFmt w:val="bullet"/>
-      <w:lvlText w:val="●"/>
-      <w:lvlJc w:val="left"/>
-      <w:pPr>
-        <w:ind w:left="720" w:hanging="360"/>
-      </w:pPr>
-      <w:rPr>
-        <w:u w:val="none"/>
-      </w:rPr>
-    </w:lvl>
-    <w:lvl w:ilvl="1">
-      <w:start w:val="1"/>
-      <w:numFmt w:val="bullet"/>
-      <w:lvlText w:val="○"/>
-      <w:lvlJc w:val="left"/>
-      <w:pPr>
-        <w:ind w:left="1440" w:hanging="360"/>
-      </w:pPr>
-      <w:rPr>
-        <w:u w:val="none"/>
-      </w:rPr>
-    </w:lvl>
-    <w:lvl w:ilvl="2">
-      <w:start w:val="1"/>
-      <w:numFmt w:val="bullet"/>
-      <w:lvlText w:val="■"/>
-      <w:lvlJc w:val="left"/>
-      <w:pPr>
-        <w:ind w:left="2160" w:hanging="360"/>
-      </w:pPr>
-      <w:rPr>
-        <w:u w:val="none"/>
-      </w:rPr>
-    </w:lvl>
-    <w:lvl w:ilvl="3">
-      <w:start w:val="1"/>
-      <w:numFmt w:val="bullet"/>
-      <w:lvlText w:val="●"/>
-      <w:lvlJc w:val="left"/>
-      <w:pPr>
-        <w:ind w:left="2880" w:hanging="360"/>
-      </w:pPr>
-      <w:rPr>
-        <w:u w:val="none"/>
-      </w:rPr>
-    </w:lvl>
-    <w:lvl w:ilvl="4">
-      <w:start w:val="1"/>
-      <w:numFmt w:val="bullet"/>
-      <w:lvlText w:val="○"/>
-      <w:lvlJc w:val="left"/>
-      <w:pPr>
-        <w:ind w:left="3600" w:hanging="360"/>
-      </w:pPr>
-      <w:rPr>
-        <w:u w:val="none"/>
-      </w:rPr>
-    </w:lvl>
-    <w:lvl w:ilvl="5">
-      <w:start w:val="1"/>
-      <w:numFmt w:val="bullet"/>
-      <w:lvlText w:val="■"/>
-      <w:lvlJc w:val="left"/>
-      <w:pPr>
-        <w:ind w:left="4320" w:hanging="360"/>
-      </w:pPr>
-      <w:rPr>
-        <w:u w:val="none"/>
-      </w:rPr>
-    </w:lvl>
-    <w:lvl w:ilvl="6">
-      <w:start w:val="1"/>
-      <w:numFmt w:val="bullet"/>
-      <w:lvlText w:val="●"/>
-      <w:lvlJc w:val="left"/>
-      <w:pPr>
-        <w:ind w:left="5040" w:hanging="360"/>
-      </w:pPr>
-      <w:rPr>
-        <w:u w:val="none"/>
-      </w:rPr>
-    </w:lvl>
-    <w:lvl w:ilvl="7">
-      <w:start w:val="1"/>
-      <w:numFmt w:val="bullet"/>
-      <w:lvlText w:val="○"/>
-      <w:lvlJc w:val="left"/>
-      <w:pPr>
-        <w:ind w:left="5760" w:hanging="360"/>
-      </w:pPr>
-      <w:rPr>
-        <w:u w:val="none"/>
-      </w:rPr>
-    </w:lvl>
-    <w:lvl w:ilvl="8">
-      <w:start w:val="1"/>
-      <w:numFmt w:val="bullet"/>
-      <w:lvlText w:val="■"/>
-      <w:lvlJc w:val="left"/>
-      <w:pPr>
-        <w:ind w:left="6480" w:hanging="360"/>
-      </w:pPr>
-      <w:rPr>
-        <w:u w:val="none"/>
-      </w:rPr>
-    </w:lvl>
-  </w:abstractNum>
-  <w:num w:numId="1" w16cid:durableId="1355183072">
+  <w:num w:numId="1" w16cid:durableId="777797786">
     <w:abstractNumId w:val="1"/>
   </w:num>
-  <w:num w:numId="2" w16cid:durableId="1891645243">
-    <w:abstractNumId w:val="3"/>
-  </w:num>
-  <w:num w:numId="3" w16cid:durableId="1228611852">
+  <w:num w:numId="2" w16cid:durableId="463501838">
     <w:abstractNumId w:val="4"/>
   </w:num>
-  <w:num w:numId="4" w16cid:durableId="1090543402">
+  <w:num w:numId="3" w16cid:durableId="593395133">
+    <w:abstractNumId w:val="5"/>
+  </w:num>
+  <w:num w:numId="4" w16cid:durableId="1109852915">
     <w:abstractNumId w:val="2"/>
   </w:num>
-  <w:num w:numId="5" w16cid:durableId="2096391685">
-    <w:abstractNumId w:val="5"/>
+  <w:num w:numId="5" w16cid:durableId="1694380608">
+    <w:abstractNumId w:val="0"/>
   </w:num>
-  <w:num w:numId="6" w16cid:durableId="316301306">
-    <w:abstractNumId w:val="0"/>
+  <w:num w:numId="6" w16cid:durableId="193034997">
+    <w:abstractNumId w:val="3"/>
   </w:num>
 </w:numbering>
 </file>
